--- a/Docs/SecurityDocs/SD06-HYPOTHECATION (GOODS & DEBTS) AGREEMENT.docx
+++ b/Docs/SecurityDocs/SD06-HYPOTHECATION (GOODS & DEBTS) AGREEMENT.docx
@@ -1,6 +1,6 @@
 
 <file path=word/document.xml><?xml version="1.0" encoding="utf-8"?>
-<w:document xmlns:wpc="http://schemas.microsoft.com/office/word/2010/wordprocessingCanvas" xmlns:cx="http://schemas.microsoft.com/office/drawing/2014/chartex" xmlns:cx1="http://schemas.microsoft.com/office/drawing/2015/9/8/chartex" xmlns:cx2="http://schemas.microsoft.com/office/drawing/2015/10/21/chartex" xmlns:cx3="http://schemas.microsoft.com/office/drawing/2016/5/9/chartex" xmlns:cx4="http://schemas.microsoft.com/office/drawing/2016/5/10/chartex" xmlns:cx5="http://schemas.microsoft.com/office/drawing/2016/5/11/chartex" xmlns:cx6="http://schemas.microsoft.com/office/drawing/2016/5/12/chartex" xmlns:cx7="http://schemas.microsoft.com/office/drawing/2016/5/13/chartex" xmlns:cx8="http://schemas.microsoft.com/office/drawing/2016/5/14/chartex" xmlns:mc="http://schemas.openxmlformats.org/markup-compatibility/2006" xmlns:aink="http://schemas.microsoft.com/office/drawing/2016/ink" xmlns:am3d="http://schemas.microsoft.com/office/drawing/2017/model3d" xmlns:o="urn:schemas-microsoft-com:office:office" xmlns:oel="http://schemas.microsoft.com/office/2019/extlst" xmlns:r="http://schemas.openxmlformats.org/officeDocument/2006/relationships" xmlns:m="http://schemas.openxmlformats.org/officeDocument/2006/math" xmlns:v="urn:schemas-microsoft-com:vml" xmlns:wp14="http://schemas.microsoft.com/office/word/2010/wordprocessingDrawing" xmlns:wp="http://schemas.openxmlformats.org/drawingml/2006/wordprocessingDrawing" xmlns:w10="urn:schemas-microsoft-com:office:word" xmlns:w="http://schemas.openxmlformats.org/wordprocessingml/2006/main" xmlns:w14="http://schemas.microsoft.com/office/word/2010/wordml" xmlns:w15="http://schemas.microsoft.com/office/word/2012/wordml" xmlns:w16cei="http://schemas.microsoft.com/office/word/2026/wordml/cei" xmlns:w16cex="http://schemas.microsoft.com/office/word/2018/wordml/cex" xmlns:w16cid="http://schemas.microsoft.com/office/word/2016/wordml/cid" xmlns:w16="http://schemas.microsoft.com/office/word/2018/wordml" xmlns:w16du="http://schemas.microsoft.com/office/word/2023/wordml/word16du" xmlns:w16sdtdh="http://schemas.microsoft.com/office/word/2020/wordml/sdtdatahash" xmlns:w16sdtfl="http://schemas.microsoft.com/office/word/2024/wordml/sdtformatlock" xmlns:w16se="http://schemas.microsoft.com/office/word/2015/wordml/symex" xmlns:wpg="http://schemas.microsoft.com/office/word/2010/wordprocessingGroup" xmlns:wpi="http://schemas.microsoft.com/office/word/2010/wordprocessingInk" xmlns:wne="http://schemas.microsoft.com/office/word/2006/wordml" xmlns:wps="http://schemas.microsoft.com/office/word/2010/wordprocessingShape" mc:Ignorable="w14 w15 w16se w16cid w16 w16cex w16sdtdh w16sdtfl w16du wp14">
+<w:document xmlns:wpc="http://schemas.microsoft.com/office/word/2010/wordprocessingCanvas" xmlns:cx="http://schemas.microsoft.com/office/drawing/2014/chartex" xmlns:cx1="http://schemas.microsoft.com/office/drawing/2015/9/8/chartex" xmlns:cx2="http://schemas.microsoft.com/office/drawing/2015/10/21/chartex" xmlns:cx3="http://schemas.microsoft.com/office/drawing/2016/5/9/chartex" xmlns:cx4="http://schemas.microsoft.com/office/drawing/2016/5/10/chartex" xmlns:cx5="http://schemas.microsoft.com/office/drawing/2016/5/11/chartex" xmlns:cx6="http://schemas.microsoft.com/office/drawing/2016/5/12/chartex" xmlns:cx7="http://schemas.microsoft.com/office/drawing/2016/5/13/chartex" xmlns:cx8="http://schemas.microsoft.com/office/drawing/2016/5/14/chartex" xmlns:mc="http://schemas.openxmlformats.org/markup-compatibility/2006" xmlns:aink="http://schemas.microsoft.com/office/drawing/2016/ink" xmlns:am3d="http://schemas.microsoft.com/office/drawing/2017/model3d" xmlns:o="urn:schemas-microsoft-com:office:office" xmlns:oel="http://schemas.microsoft.com/office/2019/extlst" xmlns:r="http://schemas.openxmlformats.org/officeDocument/2006/relationships" xmlns:m="http://schemas.openxmlformats.org/officeDocument/2006/math" xmlns:v="urn:schemas-microsoft-com:vml" xmlns:wp14="http://schemas.microsoft.com/office/word/2010/wordprocessingDrawing" xmlns:wp="http://schemas.openxmlformats.org/drawingml/2006/wordprocessingDrawing" xmlns:w10="urn:schemas-microsoft-com:office:word" xmlns:w="http://schemas.openxmlformats.org/wordprocessingml/2006/main" xmlns:w14="http://schemas.microsoft.com/office/word/2010/wordml" xmlns:w15="http://schemas.microsoft.com/office/word/2012/wordml" xmlns:w16cex="http://schemas.microsoft.com/office/word/2018/wordml/cex" xmlns:w16cid="http://schemas.microsoft.com/office/word/2016/wordml/cid" xmlns:w16="http://schemas.microsoft.com/office/word/2018/wordml" xmlns:w16du="http://schemas.microsoft.com/office/word/2023/wordml/word16du" xmlns:w16sdtdh="http://schemas.microsoft.com/office/word/2020/wordml/sdtdatahash" xmlns:w16sdtfl="http://schemas.microsoft.com/office/word/2024/wordml/sdtformatlock" xmlns:w16se="http://schemas.microsoft.com/office/word/2015/wordml/symex" xmlns:wpg="http://schemas.microsoft.com/office/word/2010/wordprocessingGroup" xmlns:wpi="http://schemas.microsoft.com/office/word/2010/wordprocessingInk" xmlns:wne="http://schemas.microsoft.com/office/word/2006/wordml" xmlns:wps="http://schemas.microsoft.com/office/word/2010/wordprocessingShape" mc:Ignorable="w14 w15 w16se w16cid w16 w16cex w16sdtdh w16sdtfl w16du wp14">
   <w:body>
     <w:p>
       <w:pPr>
@@ -204,33 +204,67 @@
     </w:p>
     <w:p>
       <w:pPr>
-        <w:ind w:left="360"/>
-        <w:jc w:val="both"/>
-        <w:rPr>
-          <w:b/>
-          <w:bCs/>
-        </w:rPr>
+        <w:jc w:val="both"/>
       </w:pPr>
       <w:proofErr w:type="spellStart"/>
       <w:r>
-        <w:rPr>
-          <w:b/>
-          <w:bCs/>
-        </w:rPr>
         <w:t>i</w:t>
       </w:r>
       <w:proofErr w:type="spellEnd"/>
       <w:r>
-        <w:rPr>
-          <w:b/>
-          <w:bCs/>
-        </w:rPr>
-        <w:t xml:space="preserve">) {{INTEREST_RATE}} percentage per annum with {{INTEREST_RESTS}} rests </w:t>
-      </w:r>
-    </w:p>
-    <w:p>
-      <w:pPr>
-        <w:pStyle w:val="ListParagraph"/>
+        <w:t xml:space="preserve">) </w:t>
+      </w:r>
+      <w:r>
+        <w:rPr>
+          <w:b/>
+          <w:bCs/>
+        </w:rPr>
+        <w:t>{{</w:t>
+      </w:r>
+      <w:r>
+        <w:rPr>
+          <w:b/>
+          <w:bCs/>
+        </w:rPr>
+        <w:t>FIXED_</w:t>
+      </w:r>
+      <w:r>
+        <w:rPr>
+          <w:b/>
+          <w:bCs/>
+        </w:rPr>
+        <w:t>INTEREST_RATE}}</w:t>
+      </w:r>
+      <w:r>
+        <w:t xml:space="preserve"> percentage per annum with </w:t>
+      </w:r>
+      <w:r>
+        <w:rPr>
+          <w:b/>
+          <w:bCs/>
+        </w:rPr>
+        <w:t>{{</w:t>
+      </w:r>
+      <w:r>
+        <w:rPr>
+          <w:b/>
+          <w:bCs/>
+        </w:rPr>
+        <w:t>FIXED_</w:t>
+      </w:r>
+      <w:r>
+        <w:rPr>
+          <w:b/>
+          <w:bCs/>
+        </w:rPr>
+        <w:t>INTEREST_RESTS}}</w:t>
+      </w:r>
+      <w:r>
+        <w:t xml:space="preserve"> rests </w:t>
+      </w:r>
+    </w:p>
+    <w:p>
+      <w:pPr>
         <w:jc w:val="center"/>
         <w:rPr>
           <w:b/>
@@ -247,24 +281,64 @@
     </w:p>
     <w:p>
       <w:pPr>
-        <w:ind w:left="360"/>
-        <w:jc w:val="both"/>
-        <w:rPr>
-          <w:b/>
-          <w:bCs/>
-        </w:rPr>
-      </w:pPr>
-      <w:r>
-        <w:rPr>
-          <w:b/>
-          <w:bCs/>
-        </w:rPr>
-        <w:t xml:space="preserve">ii) {{MCLR_RATE}} % per annum being the applicable Bank's lending rate / 1 yr/2Yr/3Yr/6M/3M/1M/Overnight MCLR rate which is {{MCLR_CURRENT_RATE}} % per annum at present plus spread of {{MCLR_SPREAD_RATE}} % per monthly/quarterly/half Yearly / Annual rests </w:t>
-      </w:r>
-    </w:p>
-    <w:p>
-      <w:pPr>
-        <w:pStyle w:val="ListParagraph"/>
+        <w:jc w:val="both"/>
+      </w:pPr>
+      <w:r>
+        <w:t xml:space="preserve">ii) </w:t>
+      </w:r>
+      <w:r>
+        <w:rPr>
+          <w:b/>
+          <w:bCs/>
+        </w:rPr>
+        <w:t>{{MCLR</w:t>
+      </w:r>
+      <w:r>
+        <w:rPr>
+          <w:b/>
+          <w:bCs/>
+        </w:rPr>
+        <w:t>_APPLICABLE</w:t>
+      </w:r>
+      <w:r>
+        <w:rPr>
+          <w:b/>
+          <w:bCs/>
+        </w:rPr>
+        <w:t>_RATE}}</w:t>
+      </w:r>
+      <w:r>
+        <w:t xml:space="preserve"> % per annum being the applicable Bank's lending rate/ 1 yr/2Yr/3Yr/6M/3M/1M/Overnight </w:t>
+      </w:r>
+      <w:r>
+        <w:t xml:space="preserve">- </w:t>
+      </w:r>
+      <w:r>
+        <w:t xml:space="preserve">MCLR rate which is </w:t>
+      </w:r>
+      <w:r>
+        <w:rPr>
+          <w:b/>
+          <w:bCs/>
+        </w:rPr>
+        <w:t>{{MCLR_CURRENT_RATE}}</w:t>
+      </w:r>
+      <w:r>
+        <w:t xml:space="preserve"> % per annum at present plus spread of </w:t>
+      </w:r>
+      <w:r>
+        <w:rPr>
+          <w:b/>
+          <w:bCs/>
+        </w:rPr>
+        <w:t xml:space="preserve">{{MCLR_SPREAD_RATE}} </w:t>
+      </w:r>
+      <w:r>
+        <w:t xml:space="preserve">% per monthly/quarterly/Half Yearly / Annual rests </w:t>
+      </w:r>
+    </w:p>
+    <w:p>
+      <w:pPr>
         <w:jc w:val="center"/>
         <w:rPr>
           <w:b/>
@@ -281,48 +355,97 @@
     </w:p>
     <w:p>
       <w:pPr>
-        <w:ind w:left="360"/>
-        <w:jc w:val="both"/>
-        <w:rPr>
-          <w:b/>
-          <w:bCs/>
-        </w:rPr>
-      </w:pPr>
-      <w:r>
-        <w:rPr>
-          <w:b/>
-          <w:bCs/>
-        </w:rPr>
-        <w:t xml:space="preserve">iii) {{INTEREST_RATE}} % per annum being EBLR rate (comprising of RBI Repo Rate and Spread) which is {{EBLR_RATE}} % per annum at present plus Premium of {{EBLR_PREMIUM_RATE}} % at present compounded monthly/quarterly/half Yearly / annually </w:t>
-      </w:r>
-      <w:r>
-        <w:rPr>
-          <w:b/>
-          <w:bCs/>
-          <w:u w:val="single"/>
-        </w:rPr>
-        <w:t xml:space="preserve">("Spread" means the rate chargeable to the Borrower by the </w:t>
-      </w:r>
-      <w:r>
-        <w:rPr>
-          <w:b/>
-          <w:bCs/>
-          <w:u w:val="single"/>
-        </w:rPr>
+        <w:jc w:val="both"/>
+      </w:pPr>
+      <w:r>
+        <w:t xml:space="preserve">iii) </w:t>
+      </w:r>
+      <w:r>
+        <w:rPr>
+          <w:b/>
+          <w:bCs/>
+        </w:rPr>
+        <w:t>{{</w:t>
+      </w:r>
+      <w:r>
+        <w:rPr>
+          <w:b/>
+          <w:bCs/>
+        </w:rPr>
+        <w:t>EBLR_APPLICABLE</w:t>
+      </w:r>
+      <w:r>
+        <w:rPr>
+          <w:b/>
+          <w:bCs/>
+        </w:rPr>
+        <w:t>_RATE}}</w:t>
+      </w:r>
+      <w:r>
+        <w:t xml:space="preserve"> % per annum being EBLR rate (comprising of RBI Repo Rate and Spread) which is </w:t>
+      </w:r>
+      <w:r>
+        <w:rPr>
+          <w:b/>
+          <w:bCs/>
+        </w:rPr>
+        <w:t>{{EBLR</w:t>
+      </w:r>
+      <w:r>
+        <w:rPr>
+          <w:b/>
+          <w:bCs/>
+        </w:rPr>
+        <w:t>_CURRENT</w:t>
+      </w:r>
+      <w:r>
+        <w:rPr>
+          <w:b/>
+          <w:bCs/>
+        </w:rPr>
+        <w:t>_RATE}}</w:t>
+      </w:r>
+      <w:r>
+        <w:t xml:space="preserve"> % per annum at present plus Premium of </w:t>
+      </w:r>
+      <w:r>
+        <w:rPr>
+          <w:b/>
+          <w:bCs/>
+        </w:rPr>
+        <w:t>{{</w:t>
+      </w:r>
+      <w:r>
+        <w:rPr>
+          <w:b/>
+          <w:bCs/>
+        </w:rPr>
+        <w:t>EBLR_</w:t>
+      </w:r>
+      <w:r>
+        <w:rPr>
+          <w:b/>
+          <w:bCs/>
+        </w:rPr>
+        <w:t xml:space="preserve">PREMIUM_RATE}} </w:t>
+      </w:r>
+      <w:r>
+        <w:t xml:space="preserve">% at present compounded monthly/quarterly/half </w:t>
+      </w:r>
+      <w:r>
         <w:lastRenderedPageBreak/>
-        <w:t>Bank to cover its costs and shall comprise of operating cost and capital charge. "Premium" means the rate chargeable to the Borrower by the Bank based on the yearly credit assessment/rating of the Borrower and shall comprises of credit risk premium and strategic premium</w:t>
-      </w:r>
-      <w:r>
-        <w:rPr>
-          <w:b/>
-          <w:bCs/>
-        </w:rPr>
-        <w:t xml:space="preserve">) </w:t>
-      </w:r>
-    </w:p>
-    <w:p>
-      <w:pPr>
-        <w:pStyle w:val="ListParagraph"/>
+        <w:t xml:space="preserve">yearly/annually ("Spread" means the rate chargeable to the Borrower by the Bank to cover its costs and shall comprise of operating cost and capital charge. "Premium" means the rate chargeable to the Borrower by the Bank based on the yearly credit assessment/rating of the Borrower and shall comprises of credit risk premium and strategic premium) </w:t>
+      </w:r>
+      <w:r>
+        <w:rPr>
+          <w:b/>
+          <w:bCs/>
+        </w:rPr>
+        <w:t xml:space="preserve"> </w:t>
+      </w:r>
+    </w:p>
+    <w:p>
+      <w:pPr>
         <w:jc w:val="both"/>
         <w:rPr>
           <w:b/>
@@ -2173,7 +2296,17 @@
         <w:t>{{MONTH}}</w:t>
       </w:r>
       <w:r>
-        <w:t xml:space="preserve"> 20{{YEAR_YY}} </w:t>
+        <w:t xml:space="preserve"> </w:t>
+      </w:r>
+      <w:r>
+        <w:rPr>
+          <w:b/>
+          <w:bCs/>
+        </w:rPr>
+        <w:t>20{{YEAR_YY}}</w:t>
+      </w:r>
+      <w:r>
+        <w:t xml:space="preserve"> </w:t>
       </w:r>
     </w:p>
     <w:p/>
@@ -2207,7 +2340,7 @@
 </file>
 
 <file path=word/endnotes.xml><?xml version="1.0" encoding="utf-8"?>
-<w:endnotes xmlns:wpc="http://schemas.microsoft.com/office/word/2010/wordprocessingCanvas" xmlns:cx="http://schemas.microsoft.com/office/drawing/2014/chartex" xmlns:cx1="http://schemas.microsoft.com/office/drawing/2015/9/8/chartex" xmlns:cx2="http://schemas.microsoft.com/office/drawing/2015/10/21/chartex" xmlns:cx3="http://schemas.microsoft.com/office/drawing/2016/5/9/chartex" xmlns:cx4="http://schemas.microsoft.com/office/drawing/2016/5/10/chartex" xmlns:cx5="http://schemas.microsoft.com/office/drawing/2016/5/11/chartex" xmlns:cx6="http://schemas.microsoft.com/office/drawing/2016/5/12/chartex" xmlns:cx7="http://schemas.microsoft.com/office/drawing/2016/5/13/chartex" xmlns:cx8="http://schemas.microsoft.com/office/drawing/2016/5/14/chartex" xmlns:mc="http://schemas.openxmlformats.org/markup-compatibility/2006" xmlns:aink="http://schemas.microsoft.com/office/drawing/2016/ink" xmlns:am3d="http://schemas.microsoft.com/office/drawing/2017/model3d" xmlns:o="urn:schemas-microsoft-com:office:office" xmlns:oel="http://schemas.microsoft.com/office/2019/extlst" xmlns:r="http://schemas.openxmlformats.org/officeDocument/2006/relationships" xmlns:m="http://schemas.openxmlformats.org/officeDocument/2006/math" xmlns:v="urn:schemas-microsoft-com:vml" xmlns:wp14="http://schemas.microsoft.com/office/word/2010/wordprocessingDrawing" xmlns:wp="http://schemas.openxmlformats.org/drawingml/2006/wordprocessingDrawing" xmlns:w10="urn:schemas-microsoft-com:office:word" xmlns:w="http://schemas.openxmlformats.org/wordprocessingml/2006/main" xmlns:w14="http://schemas.microsoft.com/office/word/2010/wordml" xmlns:w15="http://schemas.microsoft.com/office/word/2012/wordml" xmlns:w16cei="http://schemas.microsoft.com/office/word/2026/wordml/cei" xmlns:w16cex="http://schemas.microsoft.com/office/word/2018/wordml/cex" xmlns:w16cid="http://schemas.microsoft.com/office/word/2016/wordml/cid" xmlns:w16="http://schemas.microsoft.com/office/word/2018/wordml" xmlns:w16du="http://schemas.microsoft.com/office/word/2023/wordml/word16du" xmlns:w16sdtdh="http://schemas.microsoft.com/office/word/2020/wordml/sdtdatahash" xmlns:w16sdtfl="http://schemas.microsoft.com/office/word/2024/wordml/sdtformatlock" xmlns:w16se="http://schemas.microsoft.com/office/word/2015/wordml/symex" xmlns:wpg="http://schemas.microsoft.com/office/word/2010/wordprocessingGroup" xmlns:wpi="http://schemas.microsoft.com/office/word/2010/wordprocessingInk" xmlns:wne="http://schemas.microsoft.com/office/word/2006/wordml" xmlns:wps="http://schemas.microsoft.com/office/word/2010/wordprocessingShape" mc:Ignorable="w14 w15 w16se w16cid w16 w16cex w16sdtdh w16sdtfl w16du wp14">
+<w:endnotes xmlns:wpc="http://schemas.microsoft.com/office/word/2010/wordprocessingCanvas" xmlns:cx="http://schemas.microsoft.com/office/drawing/2014/chartex" xmlns:cx1="http://schemas.microsoft.com/office/drawing/2015/9/8/chartex" xmlns:cx2="http://schemas.microsoft.com/office/drawing/2015/10/21/chartex" xmlns:cx3="http://schemas.microsoft.com/office/drawing/2016/5/9/chartex" xmlns:cx4="http://schemas.microsoft.com/office/drawing/2016/5/10/chartex" xmlns:cx5="http://schemas.microsoft.com/office/drawing/2016/5/11/chartex" xmlns:cx6="http://schemas.microsoft.com/office/drawing/2016/5/12/chartex" xmlns:cx7="http://schemas.microsoft.com/office/drawing/2016/5/13/chartex" xmlns:cx8="http://schemas.microsoft.com/office/drawing/2016/5/14/chartex" xmlns:mc="http://schemas.openxmlformats.org/markup-compatibility/2006" xmlns:aink="http://schemas.microsoft.com/office/drawing/2016/ink" xmlns:am3d="http://schemas.microsoft.com/office/drawing/2017/model3d" xmlns:o="urn:schemas-microsoft-com:office:office" xmlns:oel="http://schemas.microsoft.com/office/2019/extlst" xmlns:r="http://schemas.openxmlformats.org/officeDocument/2006/relationships" xmlns:m="http://schemas.openxmlformats.org/officeDocument/2006/math" xmlns:v="urn:schemas-microsoft-com:vml" xmlns:wp14="http://schemas.microsoft.com/office/word/2010/wordprocessingDrawing" xmlns:wp="http://schemas.openxmlformats.org/drawingml/2006/wordprocessingDrawing" xmlns:w10="urn:schemas-microsoft-com:office:word" xmlns:w="http://schemas.openxmlformats.org/wordprocessingml/2006/main" xmlns:w14="http://schemas.microsoft.com/office/word/2010/wordml" xmlns:w15="http://schemas.microsoft.com/office/word/2012/wordml" xmlns:w16cex="http://schemas.microsoft.com/office/word/2018/wordml/cex" xmlns:w16cid="http://schemas.microsoft.com/office/word/2016/wordml/cid" xmlns:w16="http://schemas.microsoft.com/office/word/2018/wordml" xmlns:w16du="http://schemas.microsoft.com/office/word/2023/wordml/word16du" xmlns:w16sdtdh="http://schemas.microsoft.com/office/word/2020/wordml/sdtdatahash" xmlns:w16sdtfl="http://schemas.microsoft.com/office/word/2024/wordml/sdtformatlock" xmlns:w16se="http://schemas.microsoft.com/office/word/2015/wordml/symex" xmlns:wpg="http://schemas.microsoft.com/office/word/2010/wordprocessingGroup" xmlns:wpi="http://schemas.microsoft.com/office/word/2010/wordprocessingInk" xmlns:wne="http://schemas.microsoft.com/office/word/2006/wordml" xmlns:wps="http://schemas.microsoft.com/office/word/2010/wordprocessingShape" mc:Ignorable="w14 w15 w16se w16cid w16 w16cex w16sdtdh w16sdtfl w16du wp14">
   <w:endnote w:type="separator" w:id="-1">
     <w:p>
       <w:pPr>
@@ -2232,7 +2365,7 @@
 </file>
 
 <file path=word/footer1.xml><?xml version="1.0" encoding="utf-8"?>
-<w:ftr xmlns:wpc="http://schemas.microsoft.com/office/word/2010/wordprocessingCanvas" xmlns:cx="http://schemas.microsoft.com/office/drawing/2014/chartex" xmlns:cx1="http://schemas.microsoft.com/office/drawing/2015/9/8/chartex" xmlns:cx2="http://schemas.microsoft.com/office/drawing/2015/10/21/chartex" xmlns:cx3="http://schemas.microsoft.com/office/drawing/2016/5/9/chartex" xmlns:cx4="http://schemas.microsoft.com/office/drawing/2016/5/10/chartex" xmlns:cx5="http://schemas.microsoft.com/office/drawing/2016/5/11/chartex" xmlns:cx6="http://schemas.microsoft.com/office/drawing/2016/5/12/chartex" xmlns:cx7="http://schemas.microsoft.com/office/drawing/2016/5/13/chartex" xmlns:cx8="http://schemas.microsoft.com/office/drawing/2016/5/14/chartex" xmlns:mc="http://schemas.openxmlformats.org/markup-compatibility/2006" xmlns:aink="http://schemas.microsoft.com/office/drawing/2016/ink" xmlns:am3d="http://schemas.microsoft.com/office/drawing/2017/model3d" xmlns:o="urn:schemas-microsoft-com:office:office" xmlns:oel="http://schemas.microsoft.com/office/2019/extlst" xmlns:r="http://schemas.openxmlformats.org/officeDocument/2006/relationships" xmlns:m="http://schemas.openxmlformats.org/officeDocument/2006/math" xmlns:v="urn:schemas-microsoft-com:vml" xmlns:wp14="http://schemas.microsoft.com/office/word/2010/wordprocessingDrawing" xmlns:wp="http://schemas.openxmlformats.org/drawingml/2006/wordprocessingDrawing" xmlns:w10="urn:schemas-microsoft-com:office:word" xmlns:w="http://schemas.openxmlformats.org/wordprocessingml/2006/main" xmlns:w14="http://schemas.microsoft.com/office/word/2010/wordml" xmlns:w15="http://schemas.microsoft.com/office/word/2012/wordml" xmlns:w16cei="http://schemas.microsoft.com/office/word/2026/wordml/cei" xmlns:w16cex="http://schemas.microsoft.com/office/word/2018/wordml/cex" xmlns:w16cid="http://schemas.microsoft.com/office/word/2016/wordml/cid" xmlns:w16="http://schemas.microsoft.com/office/word/2018/wordml" xmlns:w16du="http://schemas.microsoft.com/office/word/2023/wordml/word16du" xmlns:w16sdtdh="http://schemas.microsoft.com/office/word/2020/wordml/sdtdatahash" xmlns:w16sdtfl="http://schemas.microsoft.com/office/word/2024/wordml/sdtformatlock" xmlns:w16se="http://schemas.microsoft.com/office/word/2015/wordml/symex" xmlns:wpg="http://schemas.microsoft.com/office/word/2010/wordprocessingGroup" xmlns:wpi="http://schemas.microsoft.com/office/word/2010/wordprocessingInk" xmlns:wne="http://schemas.microsoft.com/office/word/2006/wordml" xmlns:wps="http://schemas.microsoft.com/office/word/2010/wordprocessingShape" mc:Ignorable="w14 w15 w16se w16cid w16 w16cex w16sdtdh w16sdtfl w16du wp14">
+<w:ftr xmlns:wpc="http://schemas.microsoft.com/office/word/2010/wordprocessingCanvas" xmlns:cx="http://schemas.microsoft.com/office/drawing/2014/chartex" xmlns:cx1="http://schemas.microsoft.com/office/drawing/2015/9/8/chartex" xmlns:cx2="http://schemas.microsoft.com/office/drawing/2015/10/21/chartex" xmlns:cx3="http://schemas.microsoft.com/office/drawing/2016/5/9/chartex" xmlns:cx4="http://schemas.microsoft.com/office/drawing/2016/5/10/chartex" xmlns:cx5="http://schemas.microsoft.com/office/drawing/2016/5/11/chartex" xmlns:cx6="http://schemas.microsoft.com/office/drawing/2016/5/12/chartex" xmlns:cx7="http://schemas.microsoft.com/office/drawing/2016/5/13/chartex" xmlns:cx8="http://schemas.microsoft.com/office/drawing/2016/5/14/chartex" xmlns:mc="http://schemas.openxmlformats.org/markup-compatibility/2006" xmlns:aink="http://schemas.microsoft.com/office/drawing/2016/ink" xmlns:am3d="http://schemas.microsoft.com/office/drawing/2017/model3d" xmlns:o="urn:schemas-microsoft-com:office:office" xmlns:oel="http://schemas.microsoft.com/office/2019/extlst" xmlns:r="http://schemas.openxmlformats.org/officeDocument/2006/relationships" xmlns:m="http://schemas.openxmlformats.org/officeDocument/2006/math" xmlns:v="urn:schemas-microsoft-com:vml" xmlns:wp14="http://schemas.microsoft.com/office/word/2010/wordprocessingDrawing" xmlns:wp="http://schemas.openxmlformats.org/drawingml/2006/wordprocessingDrawing" xmlns:w10="urn:schemas-microsoft-com:office:word" xmlns:w="http://schemas.openxmlformats.org/wordprocessingml/2006/main" xmlns:w14="http://schemas.microsoft.com/office/word/2010/wordml" xmlns:w15="http://schemas.microsoft.com/office/word/2012/wordml" xmlns:w16cex="http://schemas.microsoft.com/office/word/2018/wordml/cex" xmlns:w16cid="http://schemas.microsoft.com/office/word/2016/wordml/cid" xmlns:w16="http://schemas.microsoft.com/office/word/2018/wordml" xmlns:w16du="http://schemas.microsoft.com/office/word/2023/wordml/word16du" xmlns:w16sdtdh="http://schemas.microsoft.com/office/word/2020/wordml/sdtdatahash" xmlns:w16sdtfl="http://schemas.microsoft.com/office/word/2024/wordml/sdtformatlock" xmlns:w16se="http://schemas.microsoft.com/office/word/2015/wordml/symex" xmlns:wpg="http://schemas.microsoft.com/office/word/2010/wordprocessingGroup" xmlns:wpi="http://schemas.microsoft.com/office/word/2010/wordprocessingInk" xmlns:wne="http://schemas.microsoft.com/office/word/2006/wordml" xmlns:wps="http://schemas.microsoft.com/office/word/2010/wordprocessingShape" mc:Ignorable="w14 w15 w16se w16cid w16 w16cex w16sdtdh w16sdtfl w16du wp14">
   <w:p>
     <w:pPr>
       <w:pStyle w:val="Footer"/>
@@ -2242,7 +2375,7 @@
 </file>
 
 <file path=word/footer2.xml><?xml version="1.0" encoding="utf-8"?>
-<w:ftr xmlns:wpc="http://schemas.microsoft.com/office/word/2010/wordprocessingCanvas" xmlns:cx="http://schemas.microsoft.com/office/drawing/2014/chartex" xmlns:cx1="http://schemas.microsoft.com/office/drawing/2015/9/8/chartex" xmlns:cx2="http://schemas.microsoft.com/office/drawing/2015/10/21/chartex" xmlns:cx3="http://schemas.microsoft.com/office/drawing/2016/5/9/chartex" xmlns:cx4="http://schemas.microsoft.com/office/drawing/2016/5/10/chartex" xmlns:cx5="http://schemas.microsoft.com/office/drawing/2016/5/11/chartex" xmlns:cx6="http://schemas.microsoft.com/office/drawing/2016/5/12/chartex" xmlns:cx7="http://schemas.microsoft.com/office/drawing/2016/5/13/chartex" xmlns:cx8="http://schemas.microsoft.com/office/drawing/2016/5/14/chartex" xmlns:mc="http://schemas.openxmlformats.org/markup-compatibility/2006" xmlns:aink="http://schemas.microsoft.com/office/drawing/2016/ink" xmlns:am3d="http://schemas.microsoft.com/office/drawing/2017/model3d" xmlns:o="urn:schemas-microsoft-com:office:office" xmlns:oel="http://schemas.microsoft.com/office/2019/extlst" xmlns:r="http://schemas.openxmlformats.org/officeDocument/2006/relationships" xmlns:m="http://schemas.openxmlformats.org/officeDocument/2006/math" xmlns:v="urn:schemas-microsoft-com:vml" xmlns:wp14="http://schemas.microsoft.com/office/word/2010/wordprocessingDrawing" xmlns:wp="http://schemas.openxmlformats.org/drawingml/2006/wordprocessingDrawing" xmlns:w10="urn:schemas-microsoft-com:office:word" xmlns:w="http://schemas.openxmlformats.org/wordprocessingml/2006/main" xmlns:w14="http://schemas.microsoft.com/office/word/2010/wordml" xmlns:w15="http://schemas.microsoft.com/office/word/2012/wordml" xmlns:w16cei="http://schemas.microsoft.com/office/word/2026/wordml/cei" xmlns:w16cex="http://schemas.microsoft.com/office/word/2018/wordml/cex" xmlns:w16cid="http://schemas.microsoft.com/office/word/2016/wordml/cid" xmlns:w16="http://schemas.microsoft.com/office/word/2018/wordml" xmlns:w16du="http://schemas.microsoft.com/office/word/2023/wordml/word16du" xmlns:w16sdtdh="http://schemas.microsoft.com/office/word/2020/wordml/sdtdatahash" xmlns:w16sdtfl="http://schemas.microsoft.com/office/word/2024/wordml/sdtformatlock" xmlns:w16se="http://schemas.microsoft.com/office/word/2015/wordml/symex" xmlns:wpg="http://schemas.microsoft.com/office/word/2010/wordprocessingGroup" xmlns:wpi="http://schemas.microsoft.com/office/word/2010/wordprocessingInk" xmlns:wne="http://schemas.microsoft.com/office/word/2006/wordml" xmlns:wps="http://schemas.microsoft.com/office/word/2010/wordprocessingShape" mc:Ignorable="w14 w15 w16se w16cid w16 w16cex w16sdtdh w16sdtfl w16du wp14">
+<w:ftr xmlns:wpc="http://schemas.microsoft.com/office/word/2010/wordprocessingCanvas" xmlns:cx="http://schemas.microsoft.com/office/drawing/2014/chartex" xmlns:cx1="http://schemas.microsoft.com/office/drawing/2015/9/8/chartex" xmlns:cx2="http://schemas.microsoft.com/office/drawing/2015/10/21/chartex" xmlns:cx3="http://schemas.microsoft.com/office/drawing/2016/5/9/chartex" xmlns:cx4="http://schemas.microsoft.com/office/drawing/2016/5/10/chartex" xmlns:cx5="http://schemas.microsoft.com/office/drawing/2016/5/11/chartex" xmlns:cx6="http://schemas.microsoft.com/office/drawing/2016/5/12/chartex" xmlns:cx7="http://schemas.microsoft.com/office/drawing/2016/5/13/chartex" xmlns:cx8="http://schemas.microsoft.com/office/drawing/2016/5/14/chartex" xmlns:mc="http://schemas.openxmlformats.org/markup-compatibility/2006" xmlns:aink="http://schemas.microsoft.com/office/drawing/2016/ink" xmlns:am3d="http://schemas.microsoft.com/office/drawing/2017/model3d" xmlns:o="urn:schemas-microsoft-com:office:office" xmlns:oel="http://schemas.microsoft.com/office/2019/extlst" xmlns:r="http://schemas.openxmlformats.org/officeDocument/2006/relationships" xmlns:m="http://schemas.openxmlformats.org/officeDocument/2006/math" xmlns:v="urn:schemas-microsoft-com:vml" xmlns:wp14="http://schemas.microsoft.com/office/word/2010/wordprocessingDrawing" xmlns:wp="http://schemas.openxmlformats.org/drawingml/2006/wordprocessingDrawing" xmlns:w10="urn:schemas-microsoft-com:office:word" xmlns:w="http://schemas.openxmlformats.org/wordprocessingml/2006/main" xmlns:w14="http://schemas.microsoft.com/office/word/2010/wordml" xmlns:w15="http://schemas.microsoft.com/office/word/2012/wordml" xmlns:w16cex="http://schemas.microsoft.com/office/word/2018/wordml/cex" xmlns:w16cid="http://schemas.microsoft.com/office/word/2016/wordml/cid" xmlns:w16="http://schemas.microsoft.com/office/word/2018/wordml" xmlns:w16du="http://schemas.microsoft.com/office/word/2023/wordml/word16du" xmlns:w16sdtdh="http://schemas.microsoft.com/office/word/2020/wordml/sdtdatahash" xmlns:w16sdtfl="http://schemas.microsoft.com/office/word/2024/wordml/sdtformatlock" xmlns:w16se="http://schemas.microsoft.com/office/word/2015/wordml/symex" xmlns:wpg="http://schemas.microsoft.com/office/word/2010/wordprocessingGroup" xmlns:wpi="http://schemas.microsoft.com/office/word/2010/wordprocessingInk" xmlns:wne="http://schemas.microsoft.com/office/word/2006/wordml" xmlns:wps="http://schemas.microsoft.com/office/word/2010/wordprocessingShape" mc:Ignorable="w14 w15 w16se w16cid w16 w16cex w16sdtdh w16sdtfl w16du wp14">
   <w:sdt>
     <w:sdtPr>
       <w:id w:val="-455956691"/>
@@ -2296,7 +2429,7 @@
 </file>
 
 <file path=word/footer3.xml><?xml version="1.0" encoding="utf-8"?>
-<w:ftr xmlns:wpc="http://schemas.microsoft.com/office/word/2010/wordprocessingCanvas" xmlns:cx="http://schemas.microsoft.com/office/drawing/2014/chartex" xmlns:cx1="http://schemas.microsoft.com/office/drawing/2015/9/8/chartex" xmlns:cx2="http://schemas.microsoft.com/office/drawing/2015/10/21/chartex" xmlns:cx3="http://schemas.microsoft.com/office/drawing/2016/5/9/chartex" xmlns:cx4="http://schemas.microsoft.com/office/drawing/2016/5/10/chartex" xmlns:cx5="http://schemas.microsoft.com/office/drawing/2016/5/11/chartex" xmlns:cx6="http://schemas.microsoft.com/office/drawing/2016/5/12/chartex" xmlns:cx7="http://schemas.microsoft.com/office/drawing/2016/5/13/chartex" xmlns:cx8="http://schemas.microsoft.com/office/drawing/2016/5/14/chartex" xmlns:mc="http://schemas.openxmlformats.org/markup-compatibility/2006" xmlns:aink="http://schemas.microsoft.com/office/drawing/2016/ink" xmlns:am3d="http://schemas.microsoft.com/office/drawing/2017/model3d" xmlns:o="urn:schemas-microsoft-com:office:office" xmlns:oel="http://schemas.microsoft.com/office/2019/extlst" xmlns:r="http://schemas.openxmlformats.org/officeDocument/2006/relationships" xmlns:m="http://schemas.openxmlformats.org/officeDocument/2006/math" xmlns:v="urn:schemas-microsoft-com:vml" xmlns:wp14="http://schemas.microsoft.com/office/word/2010/wordprocessingDrawing" xmlns:wp="http://schemas.openxmlformats.org/drawingml/2006/wordprocessingDrawing" xmlns:w10="urn:schemas-microsoft-com:office:word" xmlns:w="http://schemas.openxmlformats.org/wordprocessingml/2006/main" xmlns:w14="http://schemas.microsoft.com/office/word/2010/wordml" xmlns:w15="http://schemas.microsoft.com/office/word/2012/wordml" xmlns:w16cei="http://schemas.microsoft.com/office/word/2026/wordml/cei" xmlns:w16cex="http://schemas.microsoft.com/office/word/2018/wordml/cex" xmlns:w16cid="http://schemas.microsoft.com/office/word/2016/wordml/cid" xmlns:w16="http://schemas.microsoft.com/office/word/2018/wordml" xmlns:w16du="http://schemas.microsoft.com/office/word/2023/wordml/word16du" xmlns:w16sdtdh="http://schemas.microsoft.com/office/word/2020/wordml/sdtdatahash" xmlns:w16sdtfl="http://schemas.microsoft.com/office/word/2024/wordml/sdtformatlock" xmlns:w16se="http://schemas.microsoft.com/office/word/2015/wordml/symex" xmlns:wpg="http://schemas.microsoft.com/office/word/2010/wordprocessingGroup" xmlns:wpi="http://schemas.microsoft.com/office/word/2010/wordprocessingInk" xmlns:wne="http://schemas.microsoft.com/office/word/2006/wordml" xmlns:wps="http://schemas.microsoft.com/office/word/2010/wordprocessingShape" mc:Ignorable="w14 w15 w16se w16cid w16 w16cex w16sdtdh w16sdtfl w16du wp14">
+<w:ftr xmlns:wpc="http://schemas.microsoft.com/office/word/2010/wordprocessingCanvas" xmlns:cx="http://schemas.microsoft.com/office/drawing/2014/chartex" xmlns:cx1="http://schemas.microsoft.com/office/drawing/2015/9/8/chartex" xmlns:cx2="http://schemas.microsoft.com/office/drawing/2015/10/21/chartex" xmlns:cx3="http://schemas.microsoft.com/office/drawing/2016/5/9/chartex" xmlns:cx4="http://schemas.microsoft.com/office/drawing/2016/5/10/chartex" xmlns:cx5="http://schemas.microsoft.com/office/drawing/2016/5/11/chartex" xmlns:cx6="http://schemas.microsoft.com/office/drawing/2016/5/12/chartex" xmlns:cx7="http://schemas.microsoft.com/office/drawing/2016/5/13/chartex" xmlns:cx8="http://schemas.microsoft.com/office/drawing/2016/5/14/chartex" xmlns:mc="http://schemas.openxmlformats.org/markup-compatibility/2006" xmlns:aink="http://schemas.microsoft.com/office/drawing/2016/ink" xmlns:am3d="http://schemas.microsoft.com/office/drawing/2017/model3d" xmlns:o="urn:schemas-microsoft-com:office:office" xmlns:oel="http://schemas.microsoft.com/office/2019/extlst" xmlns:r="http://schemas.openxmlformats.org/officeDocument/2006/relationships" xmlns:m="http://schemas.openxmlformats.org/officeDocument/2006/math" xmlns:v="urn:schemas-microsoft-com:vml" xmlns:wp14="http://schemas.microsoft.com/office/word/2010/wordprocessingDrawing" xmlns:wp="http://schemas.openxmlformats.org/drawingml/2006/wordprocessingDrawing" xmlns:w10="urn:schemas-microsoft-com:office:word" xmlns:w="http://schemas.openxmlformats.org/wordprocessingml/2006/main" xmlns:w14="http://schemas.microsoft.com/office/word/2010/wordml" xmlns:w15="http://schemas.microsoft.com/office/word/2012/wordml" xmlns:w16cex="http://schemas.microsoft.com/office/word/2018/wordml/cex" xmlns:w16cid="http://schemas.microsoft.com/office/word/2016/wordml/cid" xmlns:w16="http://schemas.microsoft.com/office/word/2018/wordml" xmlns:w16du="http://schemas.microsoft.com/office/word/2023/wordml/word16du" xmlns:w16sdtdh="http://schemas.microsoft.com/office/word/2020/wordml/sdtdatahash" xmlns:w16sdtfl="http://schemas.microsoft.com/office/word/2024/wordml/sdtformatlock" xmlns:w16se="http://schemas.microsoft.com/office/word/2015/wordml/symex" xmlns:wpg="http://schemas.microsoft.com/office/word/2010/wordprocessingGroup" xmlns:wpi="http://schemas.microsoft.com/office/word/2010/wordprocessingInk" xmlns:wne="http://schemas.microsoft.com/office/word/2006/wordml" xmlns:wps="http://schemas.microsoft.com/office/word/2010/wordprocessingShape" mc:Ignorable="w14 w15 w16se w16cid w16 w16cex w16sdtdh w16sdtfl w16du wp14">
   <w:p>
     <w:pPr>
       <w:pStyle w:val="Footer"/>
@@ -2306,7 +2439,7 @@
 </file>
 
 <file path=word/footnotes.xml><?xml version="1.0" encoding="utf-8"?>
-<w:footnotes xmlns:wpc="http://schemas.microsoft.com/office/word/2010/wordprocessingCanvas" xmlns:cx="http://schemas.microsoft.com/office/drawing/2014/chartex" xmlns:cx1="http://schemas.microsoft.com/office/drawing/2015/9/8/chartex" xmlns:cx2="http://schemas.microsoft.com/office/drawing/2015/10/21/chartex" xmlns:cx3="http://schemas.microsoft.com/office/drawing/2016/5/9/chartex" xmlns:cx4="http://schemas.microsoft.com/office/drawing/2016/5/10/chartex" xmlns:cx5="http://schemas.microsoft.com/office/drawing/2016/5/11/chartex" xmlns:cx6="http://schemas.microsoft.com/office/drawing/2016/5/12/chartex" xmlns:cx7="http://schemas.microsoft.com/office/drawing/2016/5/13/chartex" xmlns:cx8="http://schemas.microsoft.com/office/drawing/2016/5/14/chartex" xmlns:mc="http://schemas.openxmlformats.org/markup-compatibility/2006" xmlns:aink="http://schemas.microsoft.com/office/drawing/2016/ink" xmlns:am3d="http://schemas.microsoft.com/office/drawing/2017/model3d" xmlns:o="urn:schemas-microsoft-com:office:office" xmlns:oel="http://schemas.microsoft.com/office/2019/extlst" xmlns:r="http://schemas.openxmlformats.org/officeDocument/2006/relationships" xmlns:m="http://schemas.openxmlformats.org/officeDocument/2006/math" xmlns:v="urn:schemas-microsoft-com:vml" xmlns:wp14="http://schemas.microsoft.com/office/word/2010/wordprocessingDrawing" xmlns:wp="http://schemas.openxmlformats.org/drawingml/2006/wordprocessingDrawing" xmlns:w10="urn:schemas-microsoft-com:office:word" xmlns:w="http://schemas.openxmlformats.org/wordprocessingml/2006/main" xmlns:w14="http://schemas.microsoft.com/office/word/2010/wordml" xmlns:w15="http://schemas.microsoft.com/office/word/2012/wordml" xmlns:w16cei="http://schemas.microsoft.com/office/word/2026/wordml/cei" xmlns:w16cex="http://schemas.microsoft.com/office/word/2018/wordml/cex" xmlns:w16cid="http://schemas.microsoft.com/office/word/2016/wordml/cid" xmlns:w16="http://schemas.microsoft.com/office/word/2018/wordml" xmlns:w16du="http://schemas.microsoft.com/office/word/2023/wordml/word16du" xmlns:w16sdtdh="http://schemas.microsoft.com/office/word/2020/wordml/sdtdatahash" xmlns:w16sdtfl="http://schemas.microsoft.com/office/word/2024/wordml/sdtformatlock" xmlns:w16se="http://schemas.microsoft.com/office/word/2015/wordml/symex" xmlns:wpg="http://schemas.microsoft.com/office/word/2010/wordprocessingGroup" xmlns:wpi="http://schemas.microsoft.com/office/word/2010/wordprocessingInk" xmlns:wne="http://schemas.microsoft.com/office/word/2006/wordml" xmlns:wps="http://schemas.microsoft.com/office/word/2010/wordprocessingShape" mc:Ignorable="w14 w15 w16se w16cid w16 w16cex w16sdtdh w16sdtfl w16du wp14">
+<w:footnotes xmlns:wpc="http://schemas.microsoft.com/office/word/2010/wordprocessingCanvas" xmlns:cx="http://schemas.microsoft.com/office/drawing/2014/chartex" xmlns:cx1="http://schemas.microsoft.com/office/drawing/2015/9/8/chartex" xmlns:cx2="http://schemas.microsoft.com/office/drawing/2015/10/21/chartex" xmlns:cx3="http://schemas.microsoft.com/office/drawing/2016/5/9/chartex" xmlns:cx4="http://schemas.microsoft.com/office/drawing/2016/5/10/chartex" xmlns:cx5="http://schemas.microsoft.com/office/drawing/2016/5/11/chartex" xmlns:cx6="http://schemas.microsoft.com/office/drawing/2016/5/12/chartex" xmlns:cx7="http://schemas.microsoft.com/office/drawing/2016/5/13/chartex" xmlns:cx8="http://schemas.microsoft.com/office/drawing/2016/5/14/chartex" xmlns:mc="http://schemas.openxmlformats.org/markup-compatibility/2006" xmlns:aink="http://schemas.microsoft.com/office/drawing/2016/ink" xmlns:am3d="http://schemas.microsoft.com/office/drawing/2017/model3d" xmlns:o="urn:schemas-microsoft-com:office:office" xmlns:oel="http://schemas.microsoft.com/office/2019/extlst" xmlns:r="http://schemas.openxmlformats.org/officeDocument/2006/relationships" xmlns:m="http://schemas.openxmlformats.org/officeDocument/2006/math" xmlns:v="urn:schemas-microsoft-com:vml" xmlns:wp14="http://schemas.microsoft.com/office/word/2010/wordprocessingDrawing" xmlns:wp="http://schemas.openxmlformats.org/drawingml/2006/wordprocessingDrawing" xmlns:w10="urn:schemas-microsoft-com:office:word" xmlns:w="http://schemas.openxmlformats.org/wordprocessingml/2006/main" xmlns:w14="http://schemas.microsoft.com/office/word/2010/wordml" xmlns:w15="http://schemas.microsoft.com/office/word/2012/wordml" xmlns:w16cex="http://schemas.microsoft.com/office/word/2018/wordml/cex" xmlns:w16cid="http://schemas.microsoft.com/office/word/2016/wordml/cid" xmlns:w16="http://schemas.microsoft.com/office/word/2018/wordml" xmlns:w16du="http://schemas.microsoft.com/office/word/2023/wordml/word16du" xmlns:w16sdtdh="http://schemas.microsoft.com/office/word/2020/wordml/sdtdatahash" xmlns:w16sdtfl="http://schemas.microsoft.com/office/word/2024/wordml/sdtformatlock" xmlns:w16se="http://schemas.microsoft.com/office/word/2015/wordml/symex" xmlns:wpg="http://schemas.microsoft.com/office/word/2010/wordprocessingGroup" xmlns:wpi="http://schemas.microsoft.com/office/word/2010/wordprocessingInk" xmlns:wne="http://schemas.microsoft.com/office/word/2006/wordml" xmlns:wps="http://schemas.microsoft.com/office/word/2010/wordprocessingShape" mc:Ignorable="w14 w15 w16se w16cid w16 w16cex w16sdtdh w16sdtfl w16du wp14">
   <w:footnote w:type="separator" w:id="-1">
     <w:p>
       <w:pPr>
@@ -2331,7 +2464,7 @@
 </file>
 
 <file path=word/header1.xml><?xml version="1.0" encoding="utf-8"?>
-<w:hdr xmlns:wpc="http://schemas.microsoft.com/office/word/2010/wordprocessingCanvas" xmlns:cx="http://schemas.microsoft.com/office/drawing/2014/chartex" xmlns:cx1="http://schemas.microsoft.com/office/drawing/2015/9/8/chartex" xmlns:cx2="http://schemas.microsoft.com/office/drawing/2015/10/21/chartex" xmlns:cx3="http://schemas.microsoft.com/office/drawing/2016/5/9/chartex" xmlns:cx4="http://schemas.microsoft.com/office/drawing/2016/5/10/chartex" xmlns:cx5="http://schemas.microsoft.com/office/drawing/2016/5/11/chartex" xmlns:cx6="http://schemas.microsoft.com/office/drawing/2016/5/12/chartex" xmlns:cx7="http://schemas.microsoft.com/office/drawing/2016/5/13/chartex" xmlns:cx8="http://schemas.microsoft.com/office/drawing/2016/5/14/chartex" xmlns:mc="http://schemas.openxmlformats.org/markup-compatibility/2006" xmlns:aink="http://schemas.microsoft.com/office/drawing/2016/ink" xmlns:am3d="http://schemas.microsoft.com/office/drawing/2017/model3d" xmlns:o="urn:schemas-microsoft-com:office:office" xmlns:oel="http://schemas.microsoft.com/office/2019/extlst" xmlns:r="http://schemas.openxmlformats.org/officeDocument/2006/relationships" xmlns:m="http://schemas.openxmlformats.org/officeDocument/2006/math" xmlns:v="urn:schemas-microsoft-com:vml" xmlns:wp14="http://schemas.microsoft.com/office/word/2010/wordprocessingDrawing" xmlns:wp="http://schemas.openxmlformats.org/drawingml/2006/wordprocessingDrawing" xmlns:w10="urn:schemas-microsoft-com:office:word" xmlns:w="http://schemas.openxmlformats.org/wordprocessingml/2006/main" xmlns:w14="http://schemas.microsoft.com/office/word/2010/wordml" xmlns:w15="http://schemas.microsoft.com/office/word/2012/wordml" xmlns:w16cei="http://schemas.microsoft.com/office/word/2026/wordml/cei" xmlns:w16cex="http://schemas.microsoft.com/office/word/2018/wordml/cex" xmlns:w16cid="http://schemas.microsoft.com/office/word/2016/wordml/cid" xmlns:w16="http://schemas.microsoft.com/office/word/2018/wordml" xmlns:w16du="http://schemas.microsoft.com/office/word/2023/wordml/word16du" xmlns:w16sdtdh="http://schemas.microsoft.com/office/word/2020/wordml/sdtdatahash" xmlns:w16sdtfl="http://schemas.microsoft.com/office/word/2024/wordml/sdtformatlock" xmlns:w16se="http://schemas.microsoft.com/office/word/2015/wordml/symex" xmlns:wpg="http://schemas.microsoft.com/office/word/2010/wordprocessingGroup" xmlns:wpi="http://schemas.microsoft.com/office/word/2010/wordprocessingInk" xmlns:wne="http://schemas.microsoft.com/office/word/2006/wordml" xmlns:wps="http://schemas.microsoft.com/office/word/2010/wordprocessingShape" mc:Ignorable="w14 w15 w16se w16cid w16 w16cex w16sdtdh w16sdtfl w16du wp14">
+<w:hdr xmlns:wpc="http://schemas.microsoft.com/office/word/2010/wordprocessingCanvas" xmlns:cx="http://schemas.microsoft.com/office/drawing/2014/chartex" xmlns:cx1="http://schemas.microsoft.com/office/drawing/2015/9/8/chartex" xmlns:cx2="http://schemas.microsoft.com/office/drawing/2015/10/21/chartex" xmlns:cx3="http://schemas.microsoft.com/office/drawing/2016/5/9/chartex" xmlns:cx4="http://schemas.microsoft.com/office/drawing/2016/5/10/chartex" xmlns:cx5="http://schemas.microsoft.com/office/drawing/2016/5/11/chartex" xmlns:cx6="http://schemas.microsoft.com/office/drawing/2016/5/12/chartex" xmlns:cx7="http://schemas.microsoft.com/office/drawing/2016/5/13/chartex" xmlns:cx8="http://schemas.microsoft.com/office/drawing/2016/5/14/chartex" xmlns:mc="http://schemas.openxmlformats.org/markup-compatibility/2006" xmlns:aink="http://schemas.microsoft.com/office/drawing/2016/ink" xmlns:am3d="http://schemas.microsoft.com/office/drawing/2017/model3d" xmlns:o="urn:schemas-microsoft-com:office:office" xmlns:oel="http://schemas.microsoft.com/office/2019/extlst" xmlns:r="http://schemas.openxmlformats.org/officeDocument/2006/relationships" xmlns:m="http://schemas.openxmlformats.org/officeDocument/2006/math" xmlns:v="urn:schemas-microsoft-com:vml" xmlns:wp14="http://schemas.microsoft.com/office/word/2010/wordprocessingDrawing" xmlns:wp="http://schemas.openxmlformats.org/drawingml/2006/wordprocessingDrawing" xmlns:w10="urn:schemas-microsoft-com:office:word" xmlns:w="http://schemas.openxmlformats.org/wordprocessingml/2006/main" xmlns:w14="http://schemas.microsoft.com/office/word/2010/wordml" xmlns:w15="http://schemas.microsoft.com/office/word/2012/wordml" xmlns:w16cex="http://schemas.microsoft.com/office/word/2018/wordml/cex" xmlns:w16cid="http://schemas.microsoft.com/office/word/2016/wordml/cid" xmlns:w16="http://schemas.microsoft.com/office/word/2018/wordml" xmlns:w16du="http://schemas.microsoft.com/office/word/2023/wordml/word16du" xmlns:w16sdtdh="http://schemas.microsoft.com/office/word/2020/wordml/sdtdatahash" xmlns:w16sdtfl="http://schemas.microsoft.com/office/word/2024/wordml/sdtformatlock" xmlns:w16se="http://schemas.microsoft.com/office/word/2015/wordml/symex" xmlns:wpg="http://schemas.microsoft.com/office/word/2010/wordprocessingGroup" xmlns:wpi="http://schemas.microsoft.com/office/word/2010/wordprocessingInk" xmlns:wne="http://schemas.microsoft.com/office/word/2006/wordml" xmlns:wps="http://schemas.microsoft.com/office/word/2010/wordprocessingShape" mc:Ignorable="w14 w15 w16se w16cid w16 w16cex w16sdtdh w16sdtfl w16du wp14">
   <w:p>
     <w:pPr>
       <w:pStyle w:val="Header"/>
@@ -2341,7 +2474,7 @@
 </file>
 
 <file path=word/header2.xml><?xml version="1.0" encoding="utf-8"?>
-<w:hdr xmlns:wpc="http://schemas.microsoft.com/office/word/2010/wordprocessingCanvas" xmlns:cx="http://schemas.microsoft.com/office/drawing/2014/chartex" xmlns:cx1="http://schemas.microsoft.com/office/drawing/2015/9/8/chartex" xmlns:cx2="http://schemas.microsoft.com/office/drawing/2015/10/21/chartex" xmlns:cx3="http://schemas.microsoft.com/office/drawing/2016/5/9/chartex" xmlns:cx4="http://schemas.microsoft.com/office/drawing/2016/5/10/chartex" xmlns:cx5="http://schemas.microsoft.com/office/drawing/2016/5/11/chartex" xmlns:cx6="http://schemas.microsoft.com/office/drawing/2016/5/12/chartex" xmlns:cx7="http://schemas.microsoft.com/office/drawing/2016/5/13/chartex" xmlns:cx8="http://schemas.microsoft.com/office/drawing/2016/5/14/chartex" xmlns:mc="http://schemas.openxmlformats.org/markup-compatibility/2006" xmlns:aink="http://schemas.microsoft.com/office/drawing/2016/ink" xmlns:am3d="http://schemas.microsoft.com/office/drawing/2017/model3d" xmlns:o="urn:schemas-microsoft-com:office:office" xmlns:oel="http://schemas.microsoft.com/office/2019/extlst" xmlns:r="http://schemas.openxmlformats.org/officeDocument/2006/relationships" xmlns:m="http://schemas.openxmlformats.org/officeDocument/2006/math" xmlns:v="urn:schemas-microsoft-com:vml" xmlns:wp14="http://schemas.microsoft.com/office/word/2010/wordprocessingDrawing" xmlns:wp="http://schemas.openxmlformats.org/drawingml/2006/wordprocessingDrawing" xmlns:w10="urn:schemas-microsoft-com:office:word" xmlns:w="http://schemas.openxmlformats.org/wordprocessingml/2006/main" xmlns:w14="http://schemas.microsoft.com/office/word/2010/wordml" xmlns:w15="http://schemas.microsoft.com/office/word/2012/wordml" xmlns:w16cei="http://schemas.microsoft.com/office/word/2026/wordml/cei" xmlns:w16cex="http://schemas.microsoft.com/office/word/2018/wordml/cex" xmlns:w16cid="http://schemas.microsoft.com/office/word/2016/wordml/cid" xmlns:w16="http://schemas.microsoft.com/office/word/2018/wordml" xmlns:w16du="http://schemas.microsoft.com/office/word/2023/wordml/word16du" xmlns:w16sdtdh="http://schemas.microsoft.com/office/word/2020/wordml/sdtdatahash" xmlns:w16sdtfl="http://schemas.microsoft.com/office/word/2024/wordml/sdtformatlock" xmlns:w16se="http://schemas.microsoft.com/office/word/2015/wordml/symex" xmlns:wpg="http://schemas.microsoft.com/office/word/2010/wordprocessingGroup" xmlns:wpi="http://schemas.microsoft.com/office/word/2010/wordprocessingInk" xmlns:wne="http://schemas.microsoft.com/office/word/2006/wordml" xmlns:wps="http://schemas.microsoft.com/office/word/2010/wordprocessingShape" mc:Ignorable="w14 w15 w16se w16cid w16 w16cex w16sdtdh w16sdtfl w16du wp14">
+<w:hdr xmlns:wpc="http://schemas.microsoft.com/office/word/2010/wordprocessingCanvas" xmlns:cx="http://schemas.microsoft.com/office/drawing/2014/chartex" xmlns:cx1="http://schemas.microsoft.com/office/drawing/2015/9/8/chartex" xmlns:cx2="http://schemas.microsoft.com/office/drawing/2015/10/21/chartex" xmlns:cx3="http://schemas.microsoft.com/office/drawing/2016/5/9/chartex" xmlns:cx4="http://schemas.microsoft.com/office/drawing/2016/5/10/chartex" xmlns:cx5="http://schemas.microsoft.com/office/drawing/2016/5/11/chartex" xmlns:cx6="http://schemas.microsoft.com/office/drawing/2016/5/12/chartex" xmlns:cx7="http://schemas.microsoft.com/office/drawing/2016/5/13/chartex" xmlns:cx8="http://schemas.microsoft.com/office/drawing/2016/5/14/chartex" xmlns:mc="http://schemas.openxmlformats.org/markup-compatibility/2006" xmlns:aink="http://schemas.microsoft.com/office/drawing/2016/ink" xmlns:am3d="http://schemas.microsoft.com/office/drawing/2017/model3d" xmlns:o="urn:schemas-microsoft-com:office:office" xmlns:oel="http://schemas.microsoft.com/office/2019/extlst" xmlns:r="http://schemas.openxmlformats.org/officeDocument/2006/relationships" xmlns:m="http://schemas.openxmlformats.org/officeDocument/2006/math" xmlns:v="urn:schemas-microsoft-com:vml" xmlns:wp14="http://schemas.microsoft.com/office/word/2010/wordprocessingDrawing" xmlns:wp="http://schemas.openxmlformats.org/drawingml/2006/wordprocessingDrawing" xmlns:w10="urn:schemas-microsoft-com:office:word" xmlns:w="http://schemas.openxmlformats.org/wordprocessingml/2006/main" xmlns:w14="http://schemas.microsoft.com/office/word/2010/wordml" xmlns:w15="http://schemas.microsoft.com/office/word/2012/wordml" xmlns:w16cex="http://schemas.microsoft.com/office/word/2018/wordml/cex" xmlns:w16cid="http://schemas.microsoft.com/office/word/2016/wordml/cid" xmlns:w16="http://schemas.microsoft.com/office/word/2018/wordml" xmlns:w16du="http://schemas.microsoft.com/office/word/2023/wordml/word16du" xmlns:w16sdtdh="http://schemas.microsoft.com/office/word/2020/wordml/sdtdatahash" xmlns:w16sdtfl="http://schemas.microsoft.com/office/word/2024/wordml/sdtformatlock" xmlns:w16se="http://schemas.microsoft.com/office/word/2015/wordml/symex" xmlns:wpg="http://schemas.microsoft.com/office/word/2010/wordprocessingGroup" xmlns:wpi="http://schemas.microsoft.com/office/word/2010/wordprocessingInk" xmlns:wne="http://schemas.microsoft.com/office/word/2006/wordml" xmlns:wps="http://schemas.microsoft.com/office/word/2010/wordprocessingShape" mc:Ignorable="w14 w15 w16se w16cid w16 w16cex w16sdtdh w16sdtfl w16du wp14">
   <w:p>
     <w:pPr>
       <w:pStyle w:val="Header"/>
@@ -2351,7 +2484,7 @@
 </file>
 
 <file path=word/header3.xml><?xml version="1.0" encoding="utf-8"?>
-<w:hdr xmlns:wpc="http://schemas.microsoft.com/office/word/2010/wordprocessingCanvas" xmlns:cx="http://schemas.microsoft.com/office/drawing/2014/chartex" xmlns:cx1="http://schemas.microsoft.com/office/drawing/2015/9/8/chartex" xmlns:cx2="http://schemas.microsoft.com/office/drawing/2015/10/21/chartex" xmlns:cx3="http://schemas.microsoft.com/office/drawing/2016/5/9/chartex" xmlns:cx4="http://schemas.microsoft.com/office/drawing/2016/5/10/chartex" xmlns:cx5="http://schemas.microsoft.com/office/drawing/2016/5/11/chartex" xmlns:cx6="http://schemas.microsoft.com/office/drawing/2016/5/12/chartex" xmlns:cx7="http://schemas.microsoft.com/office/drawing/2016/5/13/chartex" xmlns:cx8="http://schemas.microsoft.com/office/drawing/2016/5/14/chartex" xmlns:mc="http://schemas.openxmlformats.org/markup-compatibility/2006" xmlns:aink="http://schemas.microsoft.com/office/drawing/2016/ink" xmlns:am3d="http://schemas.microsoft.com/office/drawing/2017/model3d" xmlns:o="urn:schemas-microsoft-com:office:office" xmlns:oel="http://schemas.microsoft.com/office/2019/extlst" xmlns:r="http://schemas.openxmlformats.org/officeDocument/2006/relationships" xmlns:m="http://schemas.openxmlformats.org/officeDocument/2006/math" xmlns:v="urn:schemas-microsoft-com:vml" xmlns:wp14="http://schemas.microsoft.com/office/word/2010/wordprocessingDrawing" xmlns:wp="http://schemas.openxmlformats.org/drawingml/2006/wordprocessingDrawing" xmlns:w10="urn:schemas-microsoft-com:office:word" xmlns:w="http://schemas.openxmlformats.org/wordprocessingml/2006/main" xmlns:w14="http://schemas.microsoft.com/office/word/2010/wordml" xmlns:w15="http://schemas.microsoft.com/office/word/2012/wordml" xmlns:w16cei="http://schemas.microsoft.com/office/word/2026/wordml/cei" xmlns:w16cex="http://schemas.microsoft.com/office/word/2018/wordml/cex" xmlns:w16cid="http://schemas.microsoft.com/office/word/2016/wordml/cid" xmlns:w16="http://schemas.microsoft.com/office/word/2018/wordml" xmlns:w16du="http://schemas.microsoft.com/office/word/2023/wordml/word16du" xmlns:w16sdtdh="http://schemas.microsoft.com/office/word/2020/wordml/sdtdatahash" xmlns:w16sdtfl="http://schemas.microsoft.com/office/word/2024/wordml/sdtformatlock" xmlns:w16se="http://schemas.microsoft.com/office/word/2015/wordml/symex" xmlns:wpg="http://schemas.microsoft.com/office/word/2010/wordprocessingGroup" xmlns:wpi="http://schemas.microsoft.com/office/word/2010/wordprocessingInk" xmlns:wne="http://schemas.microsoft.com/office/word/2006/wordml" xmlns:wps="http://schemas.microsoft.com/office/word/2010/wordprocessingShape" mc:Ignorable="w14 w15 w16se w16cid w16 w16cex w16sdtdh w16sdtfl w16du wp14">
+<w:hdr xmlns:wpc="http://schemas.microsoft.com/office/word/2010/wordprocessingCanvas" xmlns:cx="http://schemas.microsoft.com/office/drawing/2014/chartex" xmlns:cx1="http://schemas.microsoft.com/office/drawing/2015/9/8/chartex" xmlns:cx2="http://schemas.microsoft.com/office/drawing/2015/10/21/chartex" xmlns:cx3="http://schemas.microsoft.com/office/drawing/2016/5/9/chartex" xmlns:cx4="http://schemas.microsoft.com/office/drawing/2016/5/10/chartex" xmlns:cx5="http://schemas.microsoft.com/office/drawing/2016/5/11/chartex" xmlns:cx6="http://schemas.microsoft.com/office/drawing/2016/5/12/chartex" xmlns:cx7="http://schemas.microsoft.com/office/drawing/2016/5/13/chartex" xmlns:cx8="http://schemas.microsoft.com/office/drawing/2016/5/14/chartex" xmlns:mc="http://schemas.openxmlformats.org/markup-compatibility/2006" xmlns:aink="http://schemas.microsoft.com/office/drawing/2016/ink" xmlns:am3d="http://schemas.microsoft.com/office/drawing/2017/model3d" xmlns:o="urn:schemas-microsoft-com:office:office" xmlns:oel="http://schemas.microsoft.com/office/2019/extlst" xmlns:r="http://schemas.openxmlformats.org/officeDocument/2006/relationships" xmlns:m="http://schemas.openxmlformats.org/officeDocument/2006/math" xmlns:v="urn:schemas-microsoft-com:vml" xmlns:wp14="http://schemas.microsoft.com/office/word/2010/wordprocessingDrawing" xmlns:wp="http://schemas.openxmlformats.org/drawingml/2006/wordprocessingDrawing" xmlns:w10="urn:schemas-microsoft-com:office:word" xmlns:w="http://schemas.openxmlformats.org/wordprocessingml/2006/main" xmlns:w14="http://schemas.microsoft.com/office/word/2010/wordml" xmlns:w15="http://schemas.microsoft.com/office/word/2012/wordml" xmlns:w16cex="http://schemas.microsoft.com/office/word/2018/wordml/cex" xmlns:w16cid="http://schemas.microsoft.com/office/word/2016/wordml/cid" xmlns:w16="http://schemas.microsoft.com/office/word/2018/wordml" xmlns:w16du="http://schemas.microsoft.com/office/word/2023/wordml/word16du" xmlns:w16sdtdh="http://schemas.microsoft.com/office/word/2020/wordml/sdtdatahash" xmlns:w16sdtfl="http://schemas.microsoft.com/office/word/2024/wordml/sdtformatlock" xmlns:w16se="http://schemas.microsoft.com/office/word/2015/wordml/symex" xmlns:wpg="http://schemas.microsoft.com/office/word/2010/wordprocessingGroup" xmlns:wpi="http://schemas.microsoft.com/office/word/2010/wordprocessingInk" xmlns:wne="http://schemas.microsoft.com/office/word/2006/wordml" xmlns:wps="http://schemas.microsoft.com/office/word/2010/wordprocessingShape" mc:Ignorable="w14 w15 w16se w16cid w16 w16cex w16sdtdh w16sdtfl w16du wp14">
   <w:p>
     <w:pPr>
       <w:pStyle w:val="Header"/>
@@ -2361,7 +2494,7 @@
 </file>
 
 <file path=word/numbering.xml><?xml version="1.0" encoding="utf-8"?>
-<w:numbering xmlns:wpc="http://schemas.microsoft.com/office/word/2010/wordprocessingCanvas" xmlns:cx="http://schemas.microsoft.com/office/drawing/2014/chartex" xmlns:cx1="http://schemas.microsoft.com/office/drawing/2015/9/8/chartex" xmlns:cx2="http://schemas.microsoft.com/office/drawing/2015/10/21/chartex" xmlns:cx3="http://schemas.microsoft.com/office/drawing/2016/5/9/chartex" xmlns:cx4="http://schemas.microsoft.com/office/drawing/2016/5/10/chartex" xmlns:cx5="http://schemas.microsoft.com/office/drawing/2016/5/11/chartex" xmlns:cx6="http://schemas.microsoft.com/office/drawing/2016/5/12/chartex" xmlns:cx7="http://schemas.microsoft.com/office/drawing/2016/5/13/chartex" xmlns:cx8="http://schemas.microsoft.com/office/drawing/2016/5/14/chartex" xmlns:mc="http://schemas.openxmlformats.org/markup-compatibility/2006" xmlns:aink="http://schemas.microsoft.com/office/drawing/2016/ink" xmlns:am3d="http://schemas.microsoft.com/office/drawing/2017/model3d" xmlns:o="urn:schemas-microsoft-com:office:office" xmlns:oel="http://schemas.microsoft.com/office/2019/extlst" xmlns:r="http://schemas.openxmlformats.org/officeDocument/2006/relationships" xmlns:m="http://schemas.openxmlformats.org/officeDocument/2006/math" xmlns:v="urn:schemas-microsoft-com:vml" xmlns:wp14="http://schemas.microsoft.com/office/word/2010/wordprocessingDrawing" xmlns:wp="http://schemas.openxmlformats.org/drawingml/2006/wordprocessingDrawing" xmlns:w10="urn:schemas-microsoft-com:office:word" xmlns:w="http://schemas.openxmlformats.org/wordprocessingml/2006/main" xmlns:w14="http://schemas.microsoft.com/office/word/2010/wordml" xmlns:w15="http://schemas.microsoft.com/office/word/2012/wordml" xmlns:w16cei="http://schemas.microsoft.com/office/word/2026/wordml/cei" xmlns:w16cex="http://schemas.microsoft.com/office/word/2018/wordml/cex" xmlns:w16cid="http://schemas.microsoft.com/office/word/2016/wordml/cid" xmlns:w16="http://schemas.microsoft.com/office/word/2018/wordml" xmlns:w16du="http://schemas.microsoft.com/office/word/2023/wordml/word16du" xmlns:w16sdtdh="http://schemas.microsoft.com/office/word/2020/wordml/sdtdatahash" xmlns:w16sdtfl="http://schemas.microsoft.com/office/word/2024/wordml/sdtformatlock" xmlns:w16se="http://schemas.microsoft.com/office/word/2015/wordml/symex" xmlns:wpg="http://schemas.microsoft.com/office/word/2010/wordprocessingGroup" xmlns:wpi="http://schemas.microsoft.com/office/word/2010/wordprocessingInk" xmlns:wne="http://schemas.microsoft.com/office/word/2006/wordml" xmlns:wps="http://schemas.microsoft.com/office/word/2010/wordprocessingShape" mc:Ignorable="w14 w15 w16se w16cid w16 w16cex w16sdtdh w16sdtfl w16du wp14">
+<w:numbering xmlns:wpc="http://schemas.microsoft.com/office/word/2010/wordprocessingCanvas" xmlns:cx="http://schemas.microsoft.com/office/drawing/2014/chartex" xmlns:cx1="http://schemas.microsoft.com/office/drawing/2015/9/8/chartex" xmlns:cx2="http://schemas.microsoft.com/office/drawing/2015/10/21/chartex" xmlns:cx3="http://schemas.microsoft.com/office/drawing/2016/5/9/chartex" xmlns:cx4="http://schemas.microsoft.com/office/drawing/2016/5/10/chartex" xmlns:cx5="http://schemas.microsoft.com/office/drawing/2016/5/11/chartex" xmlns:cx6="http://schemas.microsoft.com/office/drawing/2016/5/12/chartex" xmlns:cx7="http://schemas.microsoft.com/office/drawing/2016/5/13/chartex" xmlns:cx8="http://schemas.microsoft.com/office/drawing/2016/5/14/chartex" xmlns:mc="http://schemas.openxmlformats.org/markup-compatibility/2006" xmlns:aink="http://schemas.microsoft.com/office/drawing/2016/ink" xmlns:am3d="http://schemas.microsoft.com/office/drawing/2017/model3d" xmlns:o="urn:schemas-microsoft-com:office:office" xmlns:oel="http://schemas.microsoft.com/office/2019/extlst" xmlns:r="http://schemas.openxmlformats.org/officeDocument/2006/relationships" xmlns:m="http://schemas.openxmlformats.org/officeDocument/2006/math" xmlns:v="urn:schemas-microsoft-com:vml" xmlns:wp14="http://schemas.microsoft.com/office/word/2010/wordprocessingDrawing" xmlns:wp="http://schemas.openxmlformats.org/drawingml/2006/wordprocessingDrawing" xmlns:w10="urn:schemas-microsoft-com:office:word" xmlns:w="http://schemas.openxmlformats.org/wordprocessingml/2006/main" xmlns:w14="http://schemas.microsoft.com/office/word/2010/wordml" xmlns:w15="http://schemas.microsoft.com/office/word/2012/wordml" xmlns:w16cex="http://schemas.microsoft.com/office/word/2018/wordml/cex" xmlns:w16cid="http://schemas.microsoft.com/office/word/2016/wordml/cid" xmlns:w16="http://schemas.microsoft.com/office/word/2018/wordml" xmlns:w16du="http://schemas.microsoft.com/office/word/2023/wordml/word16du" xmlns:w16sdtdh="http://schemas.microsoft.com/office/word/2020/wordml/sdtdatahash" xmlns:w16sdtfl="http://schemas.microsoft.com/office/word/2024/wordml/sdtformatlock" xmlns:w16se="http://schemas.microsoft.com/office/word/2015/wordml/symex" xmlns:wpg="http://schemas.microsoft.com/office/word/2010/wordprocessingGroup" xmlns:wpi="http://schemas.microsoft.com/office/word/2010/wordprocessingInk" xmlns:wne="http://schemas.microsoft.com/office/word/2006/wordml" xmlns:wps="http://schemas.microsoft.com/office/word/2010/wordprocessingShape" mc:Ignorable="w14 w15 w16se w16cid w16 w16cex w16sdtdh w16sdtfl w16du wp14">
   <w:abstractNum w:abstractNumId="0" w15:restartNumberingAfterBreak="0">
     <w:nsid w:val="144141B2"/>
     <w:multiLevelType w:val="multilevel"/>
